--- a/onboarding/AIX-Lab-Atlas-Onboarding-Track1-ClaudeCode.docx
+++ b/onboarding/AIX-Lab-Atlas-Onboarding-Track1-ClaudeCode.docx
@@ -157,7 +157,7 @@
               <w:pStyle w:val="TableText"/>
             </w:pPr>
             <w:r>
-              <w:t xml:space="preserve">macOS checked. Anything marked UNVERIFIED has not been tested. No licence yet: pilot use only.</w:t>
+              <w:t xml:space="preserve">macOS checked. Windows and the Figma command have not been tested yet. No licence yet: pilot use only.</w:t>
             </w:r>
           </w:p>
         </w:tc>
@@ -648,7 +648,7 @@
               <w:pStyle w:val="TableText"/>
             </w:pPr>
             <w:r>
-              <w:t xml:space="preserve">Track 1, Windows only (UNVERIFIED)</w:t>
+              <w:t xml:space="preserve">Track 1, Windows only (not tested yet)</w:t>
             </w:r>
           </w:p>
         </w:tc>
@@ -1745,7 +1745,7 @@
     </w:p>
     <w:p>
       <w:r>
-        <w:t xml:space="preserve">On Windows, run this in PowerShell instead (UNVERIFIED here, taken from the official quickstart):</w:t>
+        <w:t xml:space="preserve">On Windows, run this in PowerShell instead (not tested here, taken from the official quickstart):</w:t>
       </w:r>
     </w:p>
     <w:p>
@@ -1920,7 +1920,7 @@
         <w:pStyle w:val="Heading2"/>
       </w:pPr>
       <w:r>
-        <w:t xml:space="preserve">Windows (UNVERIFIED)</w:t>
+        <w:t xml:space="preserve">Windows (not tested yet)</w:t>
       </w:r>
     </w:p>
     <w:p>
@@ -2711,7 +2711,7 @@
         </w:r>
       </w:hyperlink>
       <w:r>
-        <w:t xml:space="preserve"> with that address; the Figma-specific command is UNVERIFIED, so tell the observer if it fails.</w:t>
+        <w:t xml:space="preserve"> with that address; the Figma-specific command has not been tested, so tell the observer if it fails.</w:t>
       </w:r>
     </w:p>
     <w:p>

--- a/onboarding/AIX-Lab-Atlas-Onboarding-Track1-ClaudeCode.docx
+++ b/onboarding/AIX-Lab-Atlas-Onboarding-Track1-ClaudeCode.docx
@@ -202,15 +202,6 @@
           <w:t xml:space="preserve">RPalis/AIXLab-Atlas</w:t>
         </w:r>
       </w:hyperlink>
-      <w:r>
-        <w:t xml:space="preserve">, on the branch </w:t>
-      </w:r>
-      <w:r>
-        <w:rPr>
-          <w:rStyle w:val="CodeChar"/>
-        </w:rPr>
-        <w:t xml:space="preserve">update-readme-retire-competitors-duplicate</w:t>
-      </w:r>
       <w:r>
         <w:t xml:space="preserve">.</w:t>
       </w:r>
@@ -1236,78 +1227,48 @@
     </w:p>
     <w:p>
       <w:pPr>
-        <w:pStyle w:val="ListParagraph"/>
-        <w:numPr>
-          <w:ilvl w:val="0"/>
-          <w:numId w:val="3"/>
-        </w:numPr>
-      </w:pPr>
-      <w:r>
-        <w:t xml:space="preserve">On the repository page, click the branch button, which says </w:t>
+        <w:pStyle w:val="CalloutCheck"/>
+      </w:pPr>
+      <w:r>
+        <w:rPr>
+          <w:b/>
+        </w:rPr>
+        <w:t xml:space="preserve">Check: </w:t>
+      </w:r>
+      <w:r>
+        <w:t xml:space="preserve">The file list includes </w:t>
       </w:r>
       <w:r>
         <w:rPr>
           <w:rStyle w:val="CodeChar"/>
         </w:rPr>
-        <w:t xml:space="preserve">main</w:t>
-      </w:r>
-      <w:r>
-        <w:t xml:space="preserve">, and choose </w:t>
+        <w:t xml:space="preserve">skills</w:t>
+      </w:r>
+      <w:r>
+        <w:t xml:space="preserve">, </w:t>
       </w:r>
       <w:r>
         <w:rPr>
           <w:rStyle w:val="CodeChar"/>
         </w:rPr>
-        <w:t xml:space="preserve">update-readme-retire-competitors-duplicate</w:t>
-      </w:r>
-      <w:r>
-        <w:t xml:space="preserve">.</w:t>
-      </w:r>
-    </w:p>
-    <w:p>
-      <w:pPr>
-        <w:pStyle w:val="CalloutCheck"/>
-      </w:pPr>
-      <w:r>
-        <w:rPr>
-          <w:b/>
-        </w:rPr>
-        <w:t xml:space="preserve">Check: </w:t>
-      </w:r>
-      <w:r>
-        <w:t xml:space="preserve">The file list includes </w:t>
+        <w:t xml:space="preserve">README.md</w:t>
+      </w:r>
+      <w:r>
+        <w:t xml:space="preserve">, </w:t>
       </w:r>
       <w:r>
         <w:rPr>
           <w:rStyle w:val="CodeChar"/>
         </w:rPr>
-        <w:t xml:space="preserve">skills</w:t>
-      </w:r>
-      <w:r>
-        <w:t xml:space="preserve">, </w:t>
+        <w:t xml:space="preserve">install.sh</w:t>
+      </w:r>
+      <w:r>
+        <w:t xml:space="preserve"> and </w:t>
       </w:r>
       <w:r>
         <w:rPr>
           <w:rStyle w:val="CodeChar"/>
         </w:rPr>
-        <w:t xml:space="preserve">README.md</w:t>
-      </w:r>
-      <w:r>
-        <w:t xml:space="preserve">, </w:t>
-      </w:r>
-      <w:r>
-        <w:rPr>
-          <w:rStyle w:val="CodeChar"/>
-        </w:rPr>
-        <w:t xml:space="preserve">install.sh</w:t>
-      </w:r>
-      <w:r>
-        <w:t xml:space="preserve"> and </w:t>
-      </w:r>
-      <w:r>
-        <w:rPr>
-          <w:rStyle w:val="CodeChar"/>
-        </w:rPr>
         <w:t xml:space="preserve">ONBOARDING.md</w:t>
       </w:r>
       <w:r>
@@ -1316,7 +1277,7 @@
     </w:p>
     <w:p>
       <w:r>
-        <w:t xml:space="preserve">Shortcut while signed in as the invited account: this link downloads the branch as a ZIP straight away.</w:t>
+        <w:t xml:space="preserve">Shortcut while signed in as the invited account: this link downloads the repository as a ZIP straight away.</w:t>
       </w:r>
     </w:p>
     <w:p>
@@ -1324,7 +1285,7 @@
         <w:pStyle w:val="CodeBlock"/>
       </w:pPr>
       <w:r>
-        <w:t xml:space="preserve">https://github.com/RPalis/AIXLab-Atlas/archive/refs/heads/update-readme-retire-competitors-duplicate.zip</w:t>
+        <w:t xml:space="preserve">https://github.com/RPalis/AIXLab-Atlas/archive/refs/heads/main.zip</w:t>
       </w:r>
     </w:p>
     <w:p>
@@ -1365,36 +1326,6 @@
     </w:p>
     <w:p>
       <w:pPr>
-        <w:pStyle w:val="ListParagraph"/>
-        <w:numPr>
-          <w:ilvl w:val="0"/>
-          <w:numId w:val="4"/>
-        </w:numPr>
-      </w:pPr>
-      <w:r>
-        <w:t xml:space="preserve">Click the branch button, which says </w:t>
-      </w:r>
-      <w:r>
-        <w:rPr>
-          <w:rStyle w:val="CodeChar"/>
-        </w:rPr>
-        <w:t xml:space="preserve">main</w:t>
-      </w:r>
-      <w:r>
-        <w:t xml:space="preserve">, and choose </w:t>
-      </w:r>
-      <w:r>
-        <w:rPr>
-          <w:rStyle w:val="CodeChar"/>
-        </w:rPr>
-        <w:t xml:space="preserve">update-readme-retire-competitors-duplicate</w:t>
-      </w:r>
-      <w:r>
-        <w:t xml:space="preserve">.</w:t>
-      </w:r>
-    </w:p>
-    <w:p>
-      <w:pPr>
         <w:pStyle w:val="Heading2"/>
       </w:pPr>
       <w:r>
@@ -1439,16 +1370,7 @@
         </w:numPr>
       </w:pPr>
       <w:r>
-        <w:t xml:space="preserve">With the branch </w:t>
-      </w:r>
-      <w:r>
-        <w:rPr>
-          <w:rStyle w:val="CodeChar"/>
-        </w:rPr>
-        <w:t xml:space="preserve">update-readme-retire-competitors-duplicate</w:t>
-      </w:r>
-      <w:r>
-        <w:t xml:space="preserve"> selected, click the green </w:t>
+        <w:t xml:space="preserve">On the repository page, click the green </w:t>
       </w:r>
       <w:r>
         <w:rPr>
@@ -4797,7 +4719,7 @@
                 <w:rPr>
                   <w:rStyle w:val="Hyperlink"/>
                 </w:rPr>
-                <w:t xml:space="preserve">https://github.com/RPalis/AIXLab-Atlas/archive/refs/heads/update-readme-retire-competitors-duplicate.zip</w:t>
+                <w:t xml:space="preserve">https://github.com/RPalis/AIXLab-Atlas/archive/refs/heads/main.zip</w:t>
               </w:r>
             </w:hyperlink>
           </w:p>
@@ -4811,7 +4733,7 @@
               <w:pStyle w:val="TableText"/>
             </w:pPr>
             <w:r>
-              <w:t xml:space="preserve">The branch as a ZIP (needs the invited account while the repository is private)</w:t>
+              <w:t xml:space="preserve">The repository as a ZIP (needs the invited account while the repository is private)</w:t>
             </w:r>
           </w:p>
         </w:tc>

--- a/onboarding/AIX-Lab-Atlas-Onboarding-Track1-ClaudeCode.docx
+++ b/onboarding/AIX-Lab-Atlas-Onboarding-Track1-ClaudeCode.docx
@@ -144,7 +144,7 @@
               <w:pStyle w:val="TableText"/>
             </w:pPr>
             <w:r>
-              <w:t xml:space="preserve">Status</w:t>
+              <w:t xml:space="preserve">Use</w:t>
             </w:r>
           </w:p>
         </w:tc>
@@ -157,7 +157,7 @@
               <w:pStyle w:val="TableText"/>
             </w:pPr>
             <w:r>
-              <w:t xml:space="preserve">macOS checked. Windows and the Figma command have not been tested yet. No licence yet: pilot use only.</w:t>
+              <w:t xml:space="preserve">Internal. Do not share outside the team.</w:t>
             </w:r>
           </w:p>
         </w:tc>
@@ -584,79 +584,6 @@
               <w:pStyle w:val="TableText"/>
             </w:pPr>
             <w:r>
-              <w:t xml:space="preserve">Git for Windows or WSL</w:t>
-            </w:r>
-          </w:p>
-        </w:tc>
-        <w:tc>
-          <w:tcPr>
-            <w:tcW w:w="2186" w:type="dxa"/>
-          </w:tcPr>
-          <w:p>
-            <w:pPr>
-              <w:pStyle w:val="TableText"/>
-            </w:pPr>
-            <w:r>
-              <w:t xml:space="preserve">A Linux-style shell on Windows</w:t>
-            </w:r>
-          </w:p>
-        </w:tc>
-        <w:tc>
-          <w:tcPr>
-            <w:tcW w:w="3279" w:type="dxa"/>
-          </w:tcPr>
-          <w:p>
-            <w:pPr>
-              <w:pStyle w:val="TableText"/>
-            </w:pPr>
-            <w:hyperlink r:id="rIdL5" w:history="1">
-              <w:r>
-                <w:rPr>
-                  <w:rStyle w:val="Hyperlink"/>
-                </w:rPr>
-                <w:t xml:space="preserve">git-scm.com/downloads/win</w:t>
-              </w:r>
-            </w:hyperlink>
-            <w:r>
-              <w:t xml:space="preserve">, </w:t>
-            </w:r>
-            <w:hyperlink r:id="rIdL6" w:history="1">
-              <w:r>
-                <w:rPr>
-                  <w:rStyle w:val="Hyperlink"/>
-                </w:rPr>
-                <w:t xml:space="preserve">WSL guide</w:t>
-              </w:r>
-            </w:hyperlink>
-          </w:p>
-        </w:tc>
-        <w:tc>
-          <w:tcPr>
-            <w:tcW w:w="1788" w:type="dxa"/>
-          </w:tcPr>
-          <w:p>
-            <w:pPr>
-              <w:pStyle w:val="TableText"/>
-            </w:pPr>
-            <w:r>
-              <w:t xml:space="preserve">Track 1, Windows only (not tested yet)</w:t>
-            </w:r>
-          </w:p>
-        </w:tc>
-      </w:tr>
-      <w:tr>
-        <w:trPr>
-          <w:cantSplit/>
-        </w:trPr>
-        <w:tc>
-          <w:tcPr>
-            <w:tcW w:w="2683" w:type="dxa"/>
-          </w:tcPr>
-          <w:p>
-            <w:pPr>
-              <w:pStyle w:val="TableText"/>
-            </w:pPr>
-            <w:r>
               <w:t xml:space="preserve">An empty folder called </w:t>
             </w:r>
             <w:r>
@@ -1312,7 +1239,7 @@
       <w:r>
         <w:t xml:space="preserve">Open </w:t>
       </w:r>
-      <w:hyperlink r:id="rIdL7" w:history="1">
+      <w:hyperlink r:id="rIdL5" w:history="1">
         <w:r>
           <w:rPr>
             <w:rStyle w:val="Hyperlink"/>
@@ -1471,7 +1398,7 @@
       <w:r>
         <w:t xml:space="preserve">Open </w:t>
       </w:r>
-      <w:hyperlink r:id="rIdL8" w:history="1">
+      <w:hyperlink r:id="rIdL6" w:history="1">
         <w:r>
           <w:rPr>
             <w:rStyle w:val="Hyperlink"/>
@@ -1566,7 +1493,7 @@
       <w:r>
         <w:t xml:space="preserve">Official instructions: </w:t>
       </w:r>
-      <w:hyperlink r:id="rIdL9" w:history="1">
+      <w:hyperlink r:id="rIdL7" w:history="1">
         <w:r>
           <w:rPr>
             <w:rStyle w:val="Hyperlink"/>
@@ -1577,7 +1504,7 @@
       <w:r>
         <w:t xml:space="preserve">. New to terminals? See the </w:t>
       </w:r>
-      <w:hyperlink r:id="rIdL10" w:history="1">
+      <w:hyperlink r:id="rIdL8" w:history="1">
         <w:r>
           <w:rPr>
             <w:rStyle w:val="Hyperlink"/>
@@ -1666,24 +1593,6 @@
       </w:r>
     </w:p>
     <w:p>
-      <w:r>
-        <w:t xml:space="preserve">On Windows, run this in PowerShell instead (not tested here, taken from the official quickstart):</w:t>
-      </w:r>
-    </w:p>
-    <w:p>
-      <w:pPr>
-        <w:pStyle w:val="CodeBlock"/>
-      </w:pPr>
-      <w:r>
-        <w:t xml:space="preserve">irm https://claude.ai/install.ps1 | iex</w:t>
-      </w:r>
-    </w:p>
-    <w:p>
-      <w:pPr>
-        <w:pStyle w:val="Spacer"/>
-      </w:pPr>
-    </w:p>
-    <w:p>
       <w:pPr>
         <w:pStyle w:val="Heading1"/>
       </w:pPr>
@@ -1838,85 +1747,8 @@
       </w:r>
     </w:p>
     <w:p>
-      <w:pPr>
-        <w:pStyle w:val="Heading2"/>
-      </w:pPr>
-      <w:r>
-        <w:t xml:space="preserve">Windows (not tested yet)</w:t>
-      </w:r>
-    </w:p>
-    <w:p>
-      <w:r>
-        <w:t xml:space="preserve">The installer is a bash script that makes symbolic links, so it needs a Linux-style shell. Choose one option and tell the observer which.</w:t>
-      </w:r>
-    </w:p>
-    <w:p>
-      <w:r>
-        <w:rPr>
-          <w:b/>
-        </w:rPr>
-        <w:t xml:space="preserve">Option 1: WSL (recommended).</w:t>
-      </w:r>
-      <w:r>
-        <w:t xml:space="preserve"> Install </w:t>
-      </w:r>
-      <w:r>
-        <w:rPr>
-          <w:b/>
-        </w:rPr>
-        <w:t xml:space="preserve">Ubuntu</w:t>
-      </w:r>
-      <w:r>
-        <w:t xml:space="preserve"> from the Microsoft Store (</w:t>
-      </w:r>
-      <w:hyperlink r:id="rIdL11" w:history="1">
-        <w:r>
-          <w:rPr>
-            <w:rStyle w:val="Hyperlink"/>
-          </w:rPr>
-          <w:t xml:space="preserve">guide</w:t>
-        </w:r>
-      </w:hyperlink>
-      <w:r>
-        <w:t xml:space="preserve">), open it, unzip the files inside it, and follow the Mac steps. Claude Code must be installed in the same environment.</w:t>
-      </w:r>
-    </w:p>
-    <w:p>
-      <w:r>
-        <w:rPr>
-          <w:b/>
-        </w:rPr>
-        <w:t xml:space="preserve">Option 2: copy by hand.</w:t>
-      </w:r>
-      <w:r>
-        <w:t xml:space="preserve"> Copy all 30 folders from the unzipped </w:t>
-      </w:r>
-      <w:r>
-        <w:rPr>
-          <w:rStyle w:val="CodeChar"/>
-        </w:rPr>
-        <w:t xml:space="preserve">skills</w:t>
-      </w:r>
-      <w:r>
-        <w:t xml:space="preserve"> folder into </w:t>
-      </w:r>
-      <w:r>
-        <w:rPr>
-          <w:rStyle w:val="CodeChar"/>
-        </w:rPr>
-        <w:t xml:space="preserve">C:\Users\&lt;your name&gt;\.claude\skills</w:t>
-      </w:r>
-      <w:r>
-        <w:t xml:space="preserve">, creating it if needed. Check that each folder contains a file called </w:t>
-      </w:r>
-      <w:r>
-        <w:rPr>
-          <w:rStyle w:val="CodeChar"/>
-        </w:rPr>
-        <w:t xml:space="preserve">SKILL.md</w:t>
-      </w:r>
-      <w:r>
-        <w:t xml:space="preserve">.</w:t>
+      <w:r>
+        <w:t xml:space="preserve">This installer is for Mac. On Windows, ask the team for the Windows install steps.</w:t>
       </w:r>
     </w:p>
     <w:p>
@@ -2519,7 +2351,7 @@
             <w:r>
               <w:t xml:space="preserve">Node.js (LTS), </w:t>
             </w:r>
-            <w:hyperlink r:id="rIdL12" w:history="1">
+            <w:hyperlink r:id="rIdL9" w:history="1">
               <w:r>
                 <w:rPr>
                   <w:rStyle w:val="Hyperlink"/>
@@ -2604,7 +2436,7 @@
       <w:r>
         <w:t xml:space="preserve">Official guide: </w:t>
       </w:r>
-      <w:hyperlink r:id="rIdL13" w:history="1">
+      <w:hyperlink r:id="rIdL10" w:history="1">
         <w:r>
           <w:rPr>
             <w:rStyle w:val="Hyperlink"/>
@@ -2624,7 +2456,7 @@
       <w:r>
         <w:t xml:space="preserve">. The command below uses the standard form from the </w:t>
       </w:r>
-      <w:hyperlink r:id="rIdL14" w:history="1">
+      <w:hyperlink r:id="rIdL11" w:history="1">
         <w:r>
           <w:rPr>
             <w:rStyle w:val="Hyperlink"/>
@@ -2633,7 +2465,7 @@
         </w:r>
       </w:hyperlink>
       <w:r>
-        <w:t xml:space="preserve"> with that address; the Figma-specific command has not been tested, so tell the observer if it fails.</w:t>
+        <w:t xml:space="preserve"> with that address. If it fails, tell the observer.</w:t>
       </w:r>
     </w:p>
     <w:p>
@@ -2647,7 +2479,7 @@
       <w:r>
         <w:t xml:space="preserve">Sign in to </w:t>
       </w:r>
-      <w:hyperlink r:id="rIdL15" w:history="1">
+      <w:hyperlink r:id="rIdL12" w:history="1">
         <w:r>
           <w:rPr>
             <w:rStyle w:val="Hyperlink"/>
@@ -4152,50 +3984,6 @@
               <w:pStyle w:val="TableText"/>
             </w:pPr>
             <w:r>
-              <w:t xml:space="preserve">"command not found" or "bad interpreter"</w:t>
-            </w:r>
-          </w:p>
-        </w:tc>
-        <w:tc>
-          <w:tcPr>
-            <w:tcW w:w="2782" w:type="dxa"/>
-          </w:tcPr>
-          <w:p>
-            <w:pPr>
-              <w:pStyle w:val="TableText"/>
-            </w:pPr>
-            <w:r>
-              <w:t xml:space="preserve">Windows line endings, or not a bash shell</w:t>
-            </w:r>
-          </w:p>
-        </w:tc>
-        <w:tc>
-          <w:tcPr>
-            <w:tcW w:w="4173" w:type="dxa"/>
-          </w:tcPr>
-          <w:p>
-            <w:pPr>
-              <w:pStyle w:val="TableText"/>
-            </w:pPr>
-            <w:r>
-              <w:t xml:space="preserve">Use WSL, or copy the folders by hand.</w:t>
-            </w:r>
-          </w:p>
-        </w:tc>
-      </w:tr>
-      <w:tr>
-        <w:trPr>
-          <w:cantSplit/>
-        </w:trPr>
-        <w:tc>
-          <w:tcPr>
-            <w:tcW w:w="2981" w:type="dxa"/>
-          </w:tcPr>
-          <w:p>
-            <w:pPr>
-              <w:pStyle w:val="TableText"/>
-            </w:pPr>
-            <w:r>
               <w:t xml:space="preserve">Typing / shows no skills</w:t>
             </w:r>
           </w:p>
@@ -4678,7 +4466,7 @@
             <w:pPr>
               <w:pStyle w:val="TableText"/>
             </w:pPr>
-            <w:hyperlink r:id="rIdL16" w:history="1">
+            <w:hyperlink r:id="rIdL13" w:history="1">
               <w:r>
                 <w:rPr>
                   <w:rStyle w:val="Hyperlink"/>
@@ -4714,7 +4502,7 @@
             <w:pPr>
               <w:pStyle w:val="TableText"/>
             </w:pPr>
-            <w:hyperlink r:id="rIdL17" w:history="1">
+            <w:hyperlink r:id="rIdL14" w:history="1">
               <w:r>
                 <w:rPr>
                   <w:rStyle w:val="Hyperlink"/>
@@ -4750,7 +4538,7 @@
             <w:pPr>
               <w:pStyle w:val="TableText"/>
             </w:pPr>
-            <w:hyperlink r:id="rIdL18" w:history="1">
+            <w:hyperlink r:id="rIdL15" w:history="1">
               <w:r>
                 <w:rPr>
                   <w:rStyle w:val="Hyperlink"/>
@@ -4786,7 +4574,7 @@
             <w:pPr>
               <w:pStyle w:val="TableText"/>
             </w:pPr>
-            <w:hyperlink r:id="rIdL19" w:history="1">
+            <w:hyperlink r:id="rIdL16" w:history="1">
               <w:r>
                 <w:rPr>
                   <w:rStyle w:val="Hyperlink"/>
@@ -4822,7 +4610,7 @@
             <w:pPr>
               <w:pStyle w:val="TableText"/>
             </w:pPr>
-            <w:hyperlink r:id="rIdL20" w:history="1">
+            <w:hyperlink r:id="rIdL17" w:history="1">
               <w:r>
                 <w:rPr>
                   <w:rStyle w:val="Hyperlink"/>
@@ -4858,7 +4646,7 @@
             <w:pPr>
               <w:pStyle w:val="TableText"/>
             </w:pPr>
-            <w:hyperlink r:id="rIdL21" w:history="1">
+            <w:hyperlink r:id="rIdL18" w:history="1">
               <w:r>
                 <w:rPr>
                   <w:rStyle w:val="Hyperlink"/>
@@ -4894,7 +4682,7 @@
             <w:pPr>
               <w:pStyle w:val="TableText"/>
             </w:pPr>
-            <w:hyperlink r:id="rIdL22" w:history="1">
+            <w:hyperlink r:id="rIdL19" w:history="1">
               <w:r>
                 <w:rPr>
                   <w:rStyle w:val="Hyperlink"/>
@@ -4930,7 +4718,7 @@
             <w:pPr>
               <w:pStyle w:val="TableText"/>
             </w:pPr>
-            <w:hyperlink r:id="rIdL23" w:history="1">
+            <w:hyperlink r:id="rIdL20" w:history="1">
               <w:r>
                 <w:rPr>
                   <w:rStyle w:val="Hyperlink"/>
@@ -4966,7 +4754,7 @@
             <w:pPr>
               <w:pStyle w:val="TableText"/>
             </w:pPr>
-            <w:hyperlink r:id="rIdL24" w:history="1">
+            <w:hyperlink r:id="rIdL21" w:history="1">
               <w:r>
                 <w:rPr>
                   <w:rStyle w:val="Hyperlink"/>
